--- a/testakten/arbeitszeugnis-analyse-bluehendes-leben/09-gegenschreiben-oder-behoerde.docx
+++ b/testakten/arbeitszeugnis-analyse-bluehendes-leben/09-gegenschreiben-oder-behoerde.docx
@@ -2,135 +2,361 @@
 <file path=word/document.xml><?xml version="1.0" encoding="utf-8"?>
 <w:document xmlns:wpc="http://schemas.microsoft.com/office/word/2010/wordprocessingCanvas" xmlns:mo="http://schemas.microsoft.com/office/mac/office/2008/main" xmlns:mc="http://schemas.openxmlformats.org/markup-compatibility/2006" xmlns:mv="urn:schemas-microsoft-com:mac:vml" xmlns:o="urn:schemas-microsoft-com:office:office" xmlns:r="http://schemas.openxmlformats.org/officeDocument/2006/relationships" xmlns:m="http://schemas.openxmlformats.org/officeDocument/2006/math" xmlns:v="urn:schemas-microsoft-com:vml" xmlns:wp14="http://schemas.microsoft.com/office/word/2010/wordprocessingDrawing" xmlns:wp="http://schemas.openxmlformats.org/drawingml/2006/wordprocessingDrawing" xmlns:w10="urn:schemas-microsoft-com:office:word" xmlns:w="http://schemas.openxmlformats.org/wordprocessingml/2006/main" xmlns:w14="http://schemas.microsoft.com/office/word/2010/wordml" xmlns:wpg="http://schemas.microsoft.com/office/word/2010/wordprocessingGroup" xmlns:wpi="http://schemas.microsoft.com/office/word/2010/wordprocessingInk" xmlns:wne="http://schemas.microsoft.com/office/word/2006/wordml" xmlns:wps="http://schemas.microsoft.com/office/word/2010/wordprocessingShape" mc:Ignorable="w14 wp14">
   <w:body>
+    <w:tbl>
+      <w:tblPr>
+        <w:tblW w:type="auto" w:w="0"/>
+        <w:jc w:val="center"/>
+        <w:tblLayout w:type="fixed"/>
+        <w:tblLook w:firstColumn="1" w:firstRow="1" w:lastColumn="0" w:lastRow="0" w:noHBand="0" w:noVBand="1" w:val="04A0"/>
+      </w:tblPr>
+      <w:tblGrid>
+        <w:gridCol w:w="5556"/>
+        <w:gridCol w:w="3515"/>
+      </w:tblGrid>
+      <w:tr>
+        <w:tc>
+          <w:tcPr>
+            <w:tcW w:type="dxa" w:w="5556"/>
+            <w:vAlign w:val="center"/>
+            <w:tcMar>
+              <w:top w:w="70" w:type="dxa"/>
+              <w:left w:w="70" w:type="dxa"/>
+              <w:bottom w:w="70" w:type="dxa"/>
+              <w:right w:w="70" w:type="dxa"/>
+            </w:tcMar>
+          </w:tcPr>
+          <w:p>
+            <w:pPr>
+              <w:spacing w:after="0"/>
+            </w:pPr>
+            <w:r>
+              <w:rPr>
+                <w:rFonts w:ascii="Arial" w:hAnsi="Arial"/>
+                <w:b/>
+                <w:color w:val="24364B"/>
+                <w:sz w:val="30"/>
+              </w:rPr>
+              <w:t>GARTENBAU BLÜHENDES LEBEN GMBH</w:t>
+            </w:r>
+          </w:p>
+        </w:tc>
+        <w:tc>
+          <w:tcPr>
+            <w:tcW w:type="dxa" w:w="3515"/>
+            <w:vAlign w:val="center"/>
+            <w:tcMar>
+              <w:top w:w="70" w:type="dxa"/>
+              <w:left w:w="70" w:type="dxa"/>
+              <w:bottom w:w="70" w:type="dxa"/>
+              <w:right w:w="70" w:type="dxa"/>
+            </w:tcMar>
+          </w:tcPr>
+          <w:p>
+            <w:pPr>
+              <w:spacing w:after="0"/>
+              <w:jc w:val="right"/>
+            </w:pPr>
+            <w:r>
+              <w:rPr>
+                <w:rFonts w:ascii="Arial" w:hAnsi="Arial"/>
+                <w:sz w:val="16"/>
+              </w:rPr>
+              <w:t>Wolbecker Straße 418 · 48157 Münster</w:t>
+              <w:br/>
+              <w:t>Telefon 0251 620 44-0 · HRB 16482</w:t>
+              <w:br/>
+              <w:t>personal@bluehendes-leben.example.invalid</w:t>
+            </w:r>
+          </w:p>
+        </w:tc>
+      </w:tr>
+    </w:tbl>
     <w:p>
       <w:pPr>
-        <w:pStyle w:val="Heading1"/>
+        <w:spacing w:after="40"/>
+      </w:pPr>
+    </w:p>
+    <w:tbl>
+      <w:tblPr>
+        <w:tblW w:type="auto" w:w="0"/>
+        <w:jc w:val="left"/>
+        <w:tblLayout w:type="fixed"/>
+        <w:tblLook w:firstColumn="1" w:firstRow="1" w:lastColumn="0" w:lastRow="0" w:noHBand="0" w:noVBand="1" w:val="04A0"/>
+      </w:tblPr>
+      <w:tblGrid>
+        <w:gridCol w:w="2041"/>
+        <w:gridCol w:w="6973"/>
+      </w:tblGrid>
+      <w:tr>
+        <w:tc>
+          <w:tcPr>
+            <w:tcW w:type="dxa" w:w="2041"/>
+            <w:shd w:fill="E9EEF2"/>
+            <w:tcMar>
+              <w:top w:w="90" w:type="dxa"/>
+              <w:left w:w="90" w:type="dxa"/>
+              <w:bottom w:w="90" w:type="dxa"/>
+              <w:right w:w="90" w:type="dxa"/>
+            </w:tcMar>
+            <w:vAlign w:val="center"/>
+          </w:tcPr>
+          <w:p>
+            <w:r>
+              <w:rPr>
+                <w:rFonts w:ascii="Arial" w:hAnsi="Arial"/>
+                <w:b/>
+                <w:sz w:val="18"/>
+              </w:rPr>
+              <w:t>An</w:t>
+            </w:r>
+          </w:p>
+        </w:tc>
+        <w:tc>
+          <w:tcPr>
+            <w:tcW w:type="dxa" w:w="6973"/>
+            <w:tcMar>
+              <w:top w:w="90" w:type="dxa"/>
+              <w:left w:w="90" w:type="dxa"/>
+              <w:bottom w:w="90" w:type="dxa"/>
+              <w:right w:w="90" w:type="dxa"/>
+            </w:tcMar>
+            <w:vAlign w:val="center"/>
+          </w:tcPr>
+          <w:p>
+            <w:r>
+              <w:rPr>
+                <w:rFonts w:ascii="Arial" w:hAnsi="Arial"/>
+                <w:sz w:val="18"/>
+              </w:rPr>
+              <w:t>Albers &amp; Fenneker Rechtsanwälte, Frau Rechtsanwältin Meike Albers</w:t>
+            </w:r>
+          </w:p>
+        </w:tc>
+      </w:tr>
+      <w:tr>
+        <w:tc>
+          <w:tcPr>
+            <w:tcW w:type="dxa" w:w="2041"/>
+            <w:shd w:fill="E9EEF2"/>
+            <w:tcMar>
+              <w:top w:w="90" w:type="dxa"/>
+              <w:left w:w="90" w:type="dxa"/>
+              <w:bottom w:w="90" w:type="dxa"/>
+              <w:right w:w="90" w:type="dxa"/>
+            </w:tcMar>
+            <w:vAlign w:val="center"/>
+          </w:tcPr>
+          <w:p>
+            <w:r>
+              <w:rPr>
+                <w:rFonts w:ascii="Arial" w:hAnsi="Arial"/>
+                <w:b/>
+                <w:sz w:val="18"/>
+              </w:rPr>
+              <w:t>Ihr Zeichen</w:t>
+            </w:r>
+          </w:p>
+        </w:tc>
+        <w:tc>
+          <w:tcPr>
+            <w:tcW w:type="dxa" w:w="6973"/>
+            <w:tcMar>
+              <w:top w:w="90" w:type="dxa"/>
+              <w:left w:w="90" w:type="dxa"/>
+              <w:bottom w:w="90" w:type="dxa"/>
+              <w:right w:w="90" w:type="dxa"/>
+            </w:tcMar>
+            <w:vAlign w:val="center"/>
+          </w:tcPr>
+          <w:p>
+            <w:r>
+              <w:rPr>
+                <w:rFonts w:ascii="Arial" w:hAnsi="Arial"/>
+                <w:sz w:val="18"/>
+              </w:rPr>
+              <w:t>26-0618-A</w:t>
+            </w:r>
+          </w:p>
+        </w:tc>
+      </w:tr>
+      <w:tr>
+        <w:tc>
+          <w:tcPr>
+            <w:tcW w:type="dxa" w:w="2041"/>
+            <w:shd w:fill="E9EEF2"/>
+            <w:tcMar>
+              <w:top w:w="90" w:type="dxa"/>
+              <w:left w:w="90" w:type="dxa"/>
+              <w:bottom w:w="90" w:type="dxa"/>
+              <w:right w:w="90" w:type="dxa"/>
+            </w:tcMar>
+            <w:vAlign w:val="center"/>
+          </w:tcPr>
+          <w:p>
+            <w:r>
+              <w:rPr>
+                <w:rFonts w:ascii="Arial" w:hAnsi="Arial"/>
+                <w:b/>
+                <w:sz w:val="18"/>
+              </w:rPr>
+              <w:t>Unser Zeichen</w:t>
+            </w:r>
+          </w:p>
+        </w:tc>
+        <w:tc>
+          <w:tcPr>
+            <w:tcW w:type="dxa" w:w="6973"/>
+            <w:tcMar>
+              <w:top w:w="90" w:type="dxa"/>
+              <w:left w:w="90" w:type="dxa"/>
+              <w:bottom w:w="90" w:type="dxa"/>
+              <w:right w:w="90" w:type="dxa"/>
+            </w:tcMar>
+            <w:vAlign w:val="center"/>
+          </w:tcPr>
+          <w:p>
+            <w:r>
+              <w:rPr>
+                <w:rFonts w:ascii="Arial" w:hAnsi="Arial"/>
+                <w:sz w:val="18"/>
+              </w:rPr>
+              <w:t>BL-P-2026/117</w:t>
+            </w:r>
+          </w:p>
+        </w:tc>
+      </w:tr>
+      <w:tr>
+        <w:tc>
+          <w:tcPr>
+            <w:tcW w:type="dxa" w:w="2041"/>
+            <w:shd w:fill="E9EEF2"/>
+            <w:tcMar>
+              <w:top w:w="90" w:type="dxa"/>
+              <w:left w:w="90" w:type="dxa"/>
+              <w:bottom w:w="90" w:type="dxa"/>
+              <w:right w:w="90" w:type="dxa"/>
+            </w:tcMar>
+            <w:vAlign w:val="center"/>
+          </w:tcPr>
+          <w:p>
+            <w:r>
+              <w:rPr>
+                <w:rFonts w:ascii="Arial" w:hAnsi="Arial"/>
+                <w:b/>
+                <w:sz w:val="18"/>
+              </w:rPr>
+              <w:t>Datum</w:t>
+            </w:r>
+          </w:p>
+        </w:tc>
+        <w:tc>
+          <w:tcPr>
+            <w:tcW w:type="dxa" w:w="6973"/>
+            <w:tcMar>
+              <w:top w:w="90" w:type="dxa"/>
+              <w:left w:w="90" w:type="dxa"/>
+              <w:bottom w:w="90" w:type="dxa"/>
+              <w:right w:w="90" w:type="dxa"/>
+            </w:tcMar>
+            <w:vAlign w:val="center"/>
+          </w:tcPr>
+          <w:p>
+            <w:r>
+              <w:rPr>
+                <w:rFonts w:ascii="Arial" w:hAnsi="Arial"/>
+                <w:sz w:val="18"/>
+              </w:rPr>
+              <w:t>10. Juni 2026</w:t>
+            </w:r>
+          </w:p>
+        </w:tc>
+      </w:tr>
+    </w:tbl>
+    <w:p>
+      <w:pPr>
+        <w:spacing w:after="20"/>
+      </w:pPr>
+    </w:p>
+    <w:p>
+      <w:pPr>
+        <w:pStyle w:val="Title"/>
       </w:pPr>
       <w:r>
-        <w:rPr>
-          <w:rFonts w:ascii="Times New Roman" w:hAnsi="Times New Roman"/>
-        </w:rPr>
-        <w:t>Schreiben der Gegenseite oder Behörde</w:t>
+        <w:t>Zwischenzeugnis Frau Wiebke Hagedorn</w:t>
       </w:r>
     </w:p>
     <w:p>
-      <w:pPr>
-        <w:jc w:val="left"/>
-      </w:pPr>
       <w:r>
-        <w:rPr>
-          <w:b/>
-        </w:rPr>
-        <w:t>Betreff:</w:t>
-      </w:r>
-      <w:r>
-        <w:t xml:space="preserve"> Vorgang Akte Blühendes Leben: Arbeitszeugnis, Codierung und Trennung - Bitte um vollständige Aufklärung und Stellungnahme</w:t>
+        <w:t>Sehr geehrte Frau Rechtsanwältin Albers,</w:t>
       </w:r>
     </w:p>
     <w:p>
-      <w:pPr>
-        <w:jc w:val="left"/>
-      </w:pPr>
       <w:r>
-        <w:t>Sehr geehrte Damen und Herren,</w:t>
+        <w:t>wir nehmen Bezug auf Ihr Schreiben vom 5. Juni 2026. Das Zwischenzeugnis wurde wegen der Rückkehr von Frau Hagedorn aus der Elternzeit erstellt. Die Tätigkeitsbeschreibung beruht auf den Angaben des Filialleiters und der bei der Personalabteilung hinterlegten Funktionsbeschreibung aus dem Jahr 2020.</w:t>
       </w:r>
     </w:p>
     <w:p>
-      <w:pPr>
-        <w:jc w:val="left"/>
-      </w:pPr>
       <w:r>
-        <w:t>uns liegen Unterlagen vor, aus denen sich ergibt, dass der oben bezeichnete Vorgang bislang nicht vollständig aufgearbeitet wurde. Nach dem derzeitigen Stand ist insbesondere unklar, welche Person die maßgebliche Entscheidung getroffen hat, auf welcher Grundlage diese Entscheidung beruhte und ob die erforderlichen Dokumentations- und Informationspflichten eingehalten wurden.</w:t>
+        <w:t>Die im ersten Entwurf aufgeführten Aufgaben zur Schichteinteilung und Ausbildung wurden nach interner Rückfrage gekürzt, weil Frau Hagedorn diese Funktionen während ihrer Elternzeit nicht ausübte und die künftige Organisation der Filiale noch nicht feststand. Ob diese zeitliche Betrachtung für ein Zwischenzeugnis sachgerecht ist, werden wir nochmals prüfen. Die Reklamationsbefugnis bis 250 Euro ist in der Änderungsvereinbarung dokumentiert.</w:t>
       </w:r>
     </w:p>
     <w:p>
-      <w:pPr>
-        <w:jc w:val="left"/>
-      </w:pPr>
       <w:r>
-        <w:t>Wir bitten daher um eine geordnete Stellungnahme zu folgenden Punkten:</w:t>
+        <w:t>Die Leistungsformel wurde aus dem Personalprogramm übernommen. Uns liegen die Jahresgesprächsbögen 2022 und 2023 vor. Die Kassenkorrespondenz vom Februar 2024 befindet sich nicht in der Personalakte; nach Auskunft der Buchhaltung wurde die Differenz durch eine doppelte Kartenzahlung erklärt. Frau Hagedorn erhielt hierzu keine Abmahnung.</w:t>
       </w:r>
     </w:p>
     <w:p>
-      <w:pPr>
-        <w:pStyle w:val="ListNumber"/>
-      </w:pPr>
       <w:r>
-        <w:t>Bitte legen Sie dar, welche Fassung der maßgeblichen Unterlage bei der Entscheidung vorlag.</w:t>
+        <w:t>Wir sind bereit, Aufgabenbeschreibung, Verhaltensformel und Unterzeichnung nach Vorlage Ihres konkreten Vorschlags erneut abzustimmen. Bitte übersenden Sie diesen bis zum 17. Juni 2026. Bis dahin wird die Personalabteilung ohne schriftliche Einwilligung von Frau Hagedorn keine Referenzauskunft an Dritte erteilen.</w:t>
       </w:r>
     </w:p>
     <w:p>
-      <w:pPr>
-        <w:pStyle w:val="ListNumber"/>
-      </w:pPr>
-      <w:r>
-        <w:t>Bitte benennen Sie die Person, die die endgültige Freigabe erteilt hat.</w:t>
-      </w:r>
-    </w:p>
-    <w:p>
-      <w:pPr>
-        <w:pStyle w:val="ListNumber"/>
-      </w:pPr>
-      <w:r>
-        <w:t>Bitte erläutern Sie, weshalb die aus Ihrer Sicht einschlägigen Anforderungen eingehalten wurden.</w:t>
-      </w:r>
-    </w:p>
-    <w:p>
-      <w:pPr>
-        <w:pStyle w:val="ListNumber"/>
-      </w:pPr>
-      <w:r>
-        <w:t>Bitte übersenden Sie die Belege, auf die Sie Ihre Auffassung stützen.</w:t>
-      </w:r>
-    </w:p>
-    <w:p>
-      <w:pPr>
-        <w:pStyle w:val="ListNumber"/>
-      </w:pPr>
-      <w:r>
-        <w:t>Bitte teilen Sie mit, ob und welche Sofortmaßnahmen ergriffen wurden.</w:t>
-      </w:r>
-    </w:p>
-    <w:p>
-      <w:pPr>
-        <w:jc w:val="left"/>
-      </w:pPr>
-      <w:r>
-        <w:t>Aus unserer Sicht berührt der Vorgang insbesondere folgenden Rechtsrahmen: GewO § 109; BGB Nebenpflichten; arbeitsgerichtliches Verfahren; Zeugniswahrheit und Zeugniswohlwollen. Wir weisen vorsorglich darauf hin, dass eine bloße Zusammenfassung des internen Ablaufs nicht genügt. Erforderlich sind die Unterlagen selbst, soweit sie zur Prüfung der tatsächlichen Abläufe benötigt werden.</w:t>
-      </w:r>
-    </w:p>
-    <w:p>
-      <w:pPr>
-        <w:jc w:val="left"/>
-      </w:pPr>
-      <w:r>
-        <w:t>Die Frist zur Stellungnahme notieren wir auf den zehnten Kalendertag nach Zugang dieses Schreibens. Sollte eine vollständige Antwort innerhalb dieser Frist nicht möglich sein, erwarten wir jedenfalls eine substanzielle Zwischennachricht mit konkretem Zeitplan.</w:t>
-      </w:r>
-    </w:p>
-    <w:p>
-      <w:pPr>
-        <w:jc w:val="left"/>
-      </w:pPr>
       <w:r>
         <w:t>Mit freundlichen Grüßen</w:t>
       </w:r>
     </w:p>
     <w:p>
-      <w:pPr>
-        <w:jc w:val="left"/>
-      </w:pPr>
       <w:r>
-        <w:t>gez. Sachbearbeitung</w:t>
+        <w:t>Lennart Voß</w:t>
+        <w:br/>
+        <w:t>Geschäftsführer</w:t>
+        <w:br/>
+        <w:t>Gartenbau Blühendes Leben GmbH</w:t>
+      </w:r>
+    </w:p>
+    <w:p>
+      <w:r>
+        <w:t>Anlagen: Zwischenzeugnis vom 29. Mai 2026; Funktionsbeschreibung vom 1. März 2020; Jahresgesprächsbögen 2022 und 2023</w:t>
       </w:r>
     </w:p>
     <w:sectPr>
+      <w:footerReference w:type="default" r:id="rId9"/>
       <w:pgSz w:w="11906" w:h="16838"/>
-      <w:pgMar w:top="1417" w:right="1417" w:bottom="1417" w:left="1417" w:header="720" w:footer="720" w:gutter="0"/>
+      <w:pgMar w:top="964" w:right="1191" w:bottom="964" w:left="1191" w:header="720" w:footer="720" w:gutter="0"/>
       <w:cols w:space="720"/>
       <w:docGrid w:linePitch="360"/>
     </w:sectPr>
   </w:body>
 </w:document>
+</file>
+
+<file path=word/footer1.xml><?xml version="1.0" encoding="utf-8"?>
+<w:ftr xmlns:m="http://schemas.openxmlformats.org/officeDocument/2006/math" xmlns:mc="http://schemas.openxmlformats.org/markup-compatibility/2006" xmlns:mo="http://schemas.microsoft.com/office/mac/office/2008/main" xmlns:mv="urn:schemas-microsoft-com:mac:vml" xmlns:o="urn:schemas-microsoft-com:office:office" xmlns:r="http://schemas.openxmlformats.org/officeDocument/2006/relationships" xmlns:v="urn:schemas-microsoft-com:vml" xmlns:w10="urn:schemas-microsoft-com:office:word" xmlns:w14="http://schemas.microsoft.com/office/word/2010/wordml" xmlns:w="http://schemas.openxmlformats.org/wordprocessingml/2006/main" xmlns:wne="http://schemas.microsoft.com/office/word/2006/wordml" xmlns:wp14="http://schemas.microsoft.com/office/word/2010/wordprocessingDrawing" xmlns:wp="http://schemas.openxmlformats.org/drawingml/2006/wordprocessingDrawing" xmlns:wpc="http://schemas.microsoft.com/office/word/2010/wordprocessingCanvas" xmlns:wpg="http://schemas.microsoft.com/office/word/2010/wordprocessingGroup" xmlns:wpi="http://schemas.microsoft.com/office/word/2010/wordprocessingInk" xmlns:wps="http://schemas.microsoft.com/office/word/2010/wordprocessingShape" mc:Ignorable="w14 wp14">
+  <w:p>
+    <w:pPr>
+      <w:pStyle w:val="Footer"/>
+      <w:jc w:val="center"/>
+    </w:pPr>
+    <w:r>
+      <w:rPr>
+        <w:rFonts w:ascii="Arial" w:hAnsi="Arial"/>
+        <w:color w:val="646464"/>
+        <w:sz w:val="16"/>
+      </w:rPr>
+      <w:t>GARTENBAU BLÜHENDES LEBEN GMBH · BL-P-2026/117</w:t>
+    </w:r>
+  </w:p>
+</w:ftr>
 </file>
 
 <file path=word/numbering.xml><?xml version="1.0" encoding="utf-8"?>
@@ -496,9 +722,12 @@
     <w:name w:val="Normal"/>
     <w:qFormat/>
     <w:rsid w:val="00FC693F"/>
+    <w:pPr>
+      <w:spacing w:after="120" w:line="259" w:lineRule="auto"/>
+    </w:pPr>
     <w:rPr>
-      <w:rFonts w:ascii="Times New Roman" w:hAnsi="Times New Roman"/>
-      <w:sz w:val="22"/>
+      <w:rFonts w:ascii="Arial" w:hAnsi="Arial"/>
+      <w:sz w:val="21"/>
     </w:rPr>
   </w:style>
   <w:style w:type="paragraph" w:styleId="Header">
@@ -560,10 +789,11 @@
       <w:outlineLvl w:val="0"/>
     </w:pPr>
     <w:rPr>
-      <w:rFonts w:asciiTheme="majorHAnsi" w:eastAsiaTheme="majorEastAsia" w:hAnsiTheme="majorHAnsi" w:cstheme="majorBidi" w:ascii="Times New Roman" w:hAnsi="Times New Roman"/>
+      <w:rFonts w:asciiTheme="majorHAnsi" w:eastAsiaTheme="majorEastAsia" w:hAnsiTheme="majorHAnsi" w:cstheme="majorBidi" w:ascii="Arial" w:hAnsi="Arial"/>
       <w:b/>
       <w:bCs/>
-      <w:sz w:val="28"/>
+      <w:color w:val="24364B"/>
+      <w:sz w:val="26"/>
       <w:szCs w:val="28"/>
     </w:rPr>
   </w:style>
@@ -583,10 +813,11 @@
       <w:outlineLvl w:val="1"/>
     </w:pPr>
     <w:rPr>
-      <w:rFonts w:asciiTheme="majorHAnsi" w:eastAsiaTheme="majorEastAsia" w:hAnsiTheme="majorHAnsi" w:cstheme="majorBidi" w:ascii="Times New Roman" w:hAnsi="Times New Roman"/>
+      <w:rFonts w:asciiTheme="majorHAnsi" w:eastAsiaTheme="majorEastAsia" w:hAnsiTheme="majorHAnsi" w:cstheme="majorBidi" w:ascii="Arial" w:hAnsi="Arial"/>
       <w:b/>
       <w:bCs/>
-      <w:sz w:val="24"/>
+      <w:color w:val="385A64"/>
+      <w:sz w:val="22"/>
       <w:szCs w:val="26"/>
     </w:rPr>
   </w:style>
@@ -606,10 +837,10 @@
       <w:outlineLvl w:val="2"/>
     </w:pPr>
     <w:rPr>
-      <w:rFonts w:asciiTheme="majorHAnsi" w:eastAsiaTheme="majorEastAsia" w:hAnsiTheme="majorHAnsi" w:cstheme="majorBidi" w:ascii="Times New Roman" w:hAnsi="Times New Roman"/>
+      <w:rFonts w:asciiTheme="majorHAnsi" w:eastAsiaTheme="majorEastAsia" w:hAnsiTheme="majorHAnsi" w:cstheme="majorBidi"/>
       <w:b/>
       <w:bCs/>
-      <w:sz w:val="22"/>
+      <w:color w:val="4F81BD" w:themeColor="accent1"/>
     </w:rPr>
   </w:style>
   <w:style w:type="paragraph" w:styleId="Heading4">
@@ -847,11 +1078,12 @@
       <w:contextualSpacing/>
     </w:pPr>
     <w:rPr>
-      <w:rFonts w:asciiTheme="majorHAnsi" w:eastAsiaTheme="majorEastAsia" w:hAnsiTheme="majorHAnsi" w:cstheme="majorBidi"/>
-      <w:color w:val="17365D" w:themeColor="text2" w:themeShade="BF"/>
+      <w:rFonts w:asciiTheme="majorHAnsi" w:eastAsiaTheme="majorEastAsia" w:hAnsiTheme="majorHAnsi" w:cstheme="majorBidi" w:ascii="Arial" w:hAnsi="Arial"/>
+      <w:b/>
+      <w:color w:val="24364B"/>
       <w:spacing w:val="5"/>
       <w:kern w:val="28"/>
-      <w:sz w:val="52"/>
+      <w:sz w:val="36"/>
       <w:szCs w:val="52"/>
     </w:rPr>
   </w:style>
